--- a/report/exam_scheduling_report.docx
+++ b/report/exam_scheduling_report.docx
@@ -34,7 +34,7 @@
           <w:sz w:val="32"/>
           <w:szCs w:val="32"/>
         </w:rPr>
-        <w:t>Experiment</w:t>
+        <w:t>Analysis</w:t>
       </w:r>
       <w:r>
         <w:rPr>
@@ -71,7 +71,7 @@
       <w:pPr>
         <w:spacing w:after="0" w:line="240" w:lineRule="auto"/>
         <w:rPr>
-          <w:rFonts w:ascii="Monospace" w:hAnsi="Monospace" w:cs="Times New Roman"/>
+          <w:rFonts w:ascii="Times New Roman" w:hAnsi="Times New Roman" w:cs="Times New Roman"/>
           <w:sz w:val="22"/>
           <w:szCs w:val="22"/>
         </w:rPr>
@@ -417,18 +417,6 @@
           <w:rFonts w:ascii="Times New Roman" w:hAnsi="Times New Roman" w:cs="Times New Roman"/>
           <w:b/>
           <w:bCs/>
-          <w:sz w:val="28"/>
-          <w:szCs w:val="28"/>
-        </w:rPr>
-      </w:pPr>
-    </w:p>
-    <w:p>
-      <w:pPr>
-        <w:jc w:val="center"/>
-        <w:rPr>
-          <w:rFonts w:ascii="Times New Roman" w:hAnsi="Times New Roman" w:cs="Times New Roman"/>
-          <w:b/>
-          <w:bCs/>
           <w:sz w:val="26"/>
           <w:szCs w:val="26"/>
         </w:rPr>
@@ -540,7 +528,79 @@
           <w:sz w:val="20"/>
           <w:szCs w:val="20"/>
         </w:rPr>
-        <w:t xml:space="preserve"> [9]</w:t>
+        <w:t>, which assigns a set of exams to (period, room) pairs subject to hard feasibility constraints and weighted soft preferences; it generalizes graph coloring, which</w:t>
+      </w:r>
+      <w:r>
+        <w:rPr>
+          <w:rFonts w:ascii="Times New Roman" w:hAnsi="Times New Roman" w:cs="Times New Roman"/>
+          <w:sz w:val="20"/>
+          <w:szCs w:val="20"/>
+        </w:rPr>
+        <w:t xml:space="preserve"> is NP-</w:t>
+      </w:r>
+      <w:r>
+        <w:rPr>
+          <w:rFonts w:ascii="Times New Roman" w:hAnsi="Times New Roman" w:cs="Times New Roman"/>
+          <w:sz w:val="20"/>
+          <w:szCs w:val="20"/>
+        </w:rPr>
+        <w:t>Hard</w:t>
+      </w:r>
+      <w:r>
+        <w:rPr>
+          <w:rFonts w:ascii="Times New Roman" w:hAnsi="Times New Roman" w:cs="Times New Roman"/>
+          <w:sz w:val="20"/>
+          <w:szCs w:val="20"/>
+        </w:rPr>
+        <w:t xml:space="preserve">, so </w:t>
+      </w:r>
+      <w:r>
+        <w:rPr>
+          <w:rFonts w:ascii="Times New Roman" w:hAnsi="Times New Roman" w:cs="Times New Roman"/>
+          <w:sz w:val="20"/>
+          <w:szCs w:val="20"/>
+        </w:rPr>
+        <w:t xml:space="preserve">a </w:t>
+      </w:r>
+      <w:r>
+        <w:rPr>
+          <w:rFonts w:ascii="Times New Roman" w:hAnsi="Times New Roman" w:cs="Times New Roman"/>
+          <w:sz w:val="20"/>
+          <w:szCs w:val="20"/>
+        </w:rPr>
+        <w:t>mid-sized</w:t>
+      </w:r>
+      <w:r>
+        <w:rPr>
+          <w:rFonts w:ascii="Times New Roman" w:hAnsi="Times New Roman" w:cs="Times New Roman"/>
+          <w:sz w:val="20"/>
+          <w:szCs w:val="20"/>
+        </w:rPr>
+        <w:t xml:space="preserve"> university cannot solve</w:t>
+      </w:r>
+      <w:r>
+        <w:rPr>
+          <w:rFonts w:ascii="Times New Roman" w:hAnsi="Times New Roman" w:cs="Times New Roman"/>
+          <w:sz w:val="20"/>
+          <w:szCs w:val="20"/>
+        </w:rPr>
+        <w:t xml:space="preserve"> it by hand without student conflict, capacity </w:t>
+      </w:r>
+      <w:r>
+        <w:rPr>
+          <w:rFonts w:ascii="Times New Roman" w:hAnsi="Times New Roman" w:cs="Times New Roman"/>
+          <w:sz w:val="20"/>
+          <w:szCs w:val="20"/>
+        </w:rPr>
+        <w:t>violations, or costly re-runs</w:t>
+      </w:r>
+      <w:r>
+        <w:rPr>
+          <w:rFonts w:ascii="Times New Roman" w:hAnsi="Times New Roman" w:cs="Times New Roman"/>
+          <w:sz w:val="20"/>
+          <w:szCs w:val="20"/>
+        </w:rPr>
+        <w:t>[9]</w:t>
       </w:r>
       <w:r>
         <w:rPr>
@@ -556,15 +616,119 @@
           <w:sz w:val="20"/>
           <w:szCs w:val="20"/>
         </w:rPr>
-        <w:t xml:space="preserve"> The method </w:t>
-      </w:r>
-      <w:r>
-        <w:rPr>
-          <w:rFonts w:ascii="Times New Roman" w:hAnsi="Times New Roman" w:cs="Times New Roman"/>
-          <w:sz w:val="20"/>
-          <w:szCs w:val="20"/>
-        </w:rPr>
-        <w:t xml:space="preserve">spans </w:t>
+        <w:t xml:space="preserve"> </w:t>
+      </w:r>
+      <w:r>
+        <w:rPr>
+          <w:rFonts w:ascii="Times New Roman" w:hAnsi="Times New Roman" w:cs="Times New Roman"/>
+          <w:sz w:val="20"/>
+          <w:szCs w:val="20"/>
+        </w:rPr>
+        <w:t xml:space="preserve">Every </w:t>
+      </w:r>
+      <w:r>
+        <w:rPr>
+          <w:rFonts w:ascii="Times New Roman" w:hAnsi="Times New Roman" w:cs="Times New Roman"/>
+          <w:sz w:val="20"/>
+          <w:szCs w:val="20"/>
+        </w:rPr>
+        <w:t>university, certification board</w:t>
+      </w:r>
+      <w:r>
+        <w:rPr>
+          <w:rFonts w:ascii="Times New Roman" w:hAnsi="Times New Roman" w:cs="Times New Roman"/>
+          <w:sz w:val="20"/>
+          <w:szCs w:val="20"/>
+        </w:rPr>
+        <w:t>, and standardized testing organization solves a variant of this problem each term, and the same period and resource structure appears in hospital surgery scheduling</w:t>
+      </w:r>
+      <w:r>
+        <w:rPr>
+          <w:rFonts w:ascii="Times New Roman" w:hAnsi="Times New Roman" w:cs="Times New Roman"/>
+          <w:sz w:val="20"/>
+          <w:szCs w:val="20"/>
+        </w:rPr>
+        <w:t xml:space="preserve"> </w:t>
+      </w:r>
+      <w:r>
+        <w:rPr>
+          <w:rFonts w:ascii="Times New Roman" w:hAnsi="Times New Roman" w:cs="Times New Roman"/>
+          <w:sz w:val="20"/>
+          <w:szCs w:val="20"/>
+        </w:rPr>
+        <w:t>and classroom assignment</w:t>
+      </w:r>
+      <w:r>
+        <w:rPr>
+          <w:rFonts w:ascii="Times New Roman" w:hAnsi="Times New Roman" w:cs="Times New Roman"/>
+          <w:sz w:val="20"/>
+          <w:szCs w:val="20"/>
+        </w:rPr>
+        <w:t xml:space="preserve">. </w:t>
+      </w:r>
+      <w:r>
+        <w:rPr>
+          <w:rFonts w:ascii="Times New Roman" w:hAnsi="Times New Roman" w:cs="Times New Roman"/>
+          <w:sz w:val="20"/>
+          <w:szCs w:val="20"/>
+        </w:rPr>
+        <w:t>Th</w:t>
+      </w:r>
+      <w:r>
+        <w:rPr>
+          <w:rFonts w:ascii="Times New Roman" w:hAnsi="Times New Roman" w:cs="Times New Roman"/>
+          <w:sz w:val="20"/>
+          <w:szCs w:val="20"/>
+        </w:rPr>
+        <w:t>irteen</w:t>
+      </w:r>
+      <w:r>
+        <w:rPr>
+          <w:rFonts w:ascii="Times New Roman" w:hAnsi="Times New Roman" w:cs="Times New Roman"/>
+          <w:sz w:val="20"/>
+          <w:szCs w:val="20"/>
+        </w:rPr>
+        <w:t xml:space="preserve"> </w:t>
+      </w:r>
+      <w:r>
+        <w:rPr>
+          <w:rFonts w:ascii="Times New Roman" w:hAnsi="Times New Roman" w:cs="Times New Roman"/>
+          <w:sz w:val="20"/>
+          <w:szCs w:val="20"/>
+        </w:rPr>
+        <w:t>algorithms</w:t>
+      </w:r>
+      <w:r>
+        <w:rPr>
+          <w:rFonts w:ascii="Times New Roman" w:hAnsi="Times New Roman" w:cs="Times New Roman"/>
+          <w:sz w:val="20"/>
+          <w:szCs w:val="20"/>
+        </w:rPr>
+        <w:t xml:space="preserve"> </w:t>
+      </w:r>
+      <w:r>
+        <w:rPr>
+          <w:rFonts w:ascii="Times New Roman" w:hAnsi="Times New Roman" w:cs="Times New Roman"/>
+          <w:sz w:val="20"/>
+          <w:szCs w:val="20"/>
+        </w:rPr>
+        <w:t>span</w:t>
+      </w:r>
+      <w:r>
+        <w:rPr>
+          <w:rFonts w:ascii="Times New Roman" w:hAnsi="Times New Roman" w:cs="Times New Roman"/>
+          <w:sz w:val="20"/>
+          <w:szCs w:val="20"/>
+        </w:rPr>
+        <w:t xml:space="preserve"> </w:t>
+      </w:r>
+      <w:r>
+        <w:rPr>
+          <w:rFonts w:ascii="Times New Roman" w:hAnsi="Times New Roman" w:cs="Times New Roman"/>
+          <w:sz w:val="20"/>
+          <w:szCs w:val="20"/>
+        </w:rPr>
+        <w:t xml:space="preserve">across </w:t>
       </w:r>
       <w:r>
         <w:rPr>
@@ -588,6 +752,22 @@
           <w:sz w:val="20"/>
           <w:szCs w:val="20"/>
         </w:rPr>
+        <w:t xml:space="preserve"> (see §</w:t>
+      </w:r>
+      <w:r>
+        <w:rPr>
+          <w:rFonts w:ascii="Times New Roman" w:hAnsi="Times New Roman" w:cs="Times New Roman"/>
+          <w:sz w:val="20"/>
+          <w:szCs w:val="20"/>
+        </w:rPr>
+        <w:t>2 for details)</w:t>
+      </w:r>
+      <w:r>
+        <w:rPr>
+          <w:rFonts w:ascii="Times New Roman" w:hAnsi="Times New Roman" w:cs="Times New Roman"/>
+          <w:sz w:val="20"/>
+          <w:szCs w:val="20"/>
+        </w:rPr>
         <w:t xml:space="preserve">. </w:t>
       </w:r>
       <w:r>
@@ -604,15 +784,15 @@
           <w:sz w:val="20"/>
           <w:szCs w:val="20"/>
         </w:rPr>
-        <w:t>were originally implemented in Python</w:t>
-      </w:r>
-      <w:r>
-        <w:rPr>
-          <w:rFonts w:ascii="Times New Roman" w:hAnsi="Times New Roman" w:cs="Times New Roman"/>
-          <w:sz w:val="20"/>
-          <w:szCs w:val="20"/>
-        </w:rPr>
-        <w:t xml:space="preserve">, but due to runtime limitations, it was decided that handling the thirteen different algorithms in C++ </w:t>
+        <w:t>were implemented</w:t>
+      </w:r>
+      <w:r>
+        <w:rPr>
+          <w:rFonts w:ascii="Times New Roman" w:hAnsi="Times New Roman" w:cs="Times New Roman"/>
+          <w:sz w:val="20"/>
+          <w:szCs w:val="20"/>
+        </w:rPr>
+        <w:t xml:space="preserve"> in C++ </w:t>
       </w:r>
       <w:r>
         <w:rPr>
@@ -628,7 +808,39 @@
           <w:sz w:val="20"/>
           <w:szCs w:val="20"/>
         </w:rPr>
-        <w:t>, sharing a delta-evaluation pipeline and data structure,</w:t>
+        <w:t>, sharing a delta-evaluation pipeline and data structure</w:t>
+      </w:r>
+      <w:r>
+        <w:rPr>
+          <w:rFonts w:ascii="Times New Roman" w:hAnsi="Times New Roman" w:cs="Times New Roman"/>
+          <w:sz w:val="20"/>
+          <w:szCs w:val="20"/>
+        </w:rPr>
+        <w:t xml:space="preserve">. </w:t>
+      </w:r>
+      <w:r>
+        <w:rPr>
+          <w:rFonts w:ascii="Times New Roman" w:hAnsi="Times New Roman" w:cs="Times New Roman"/>
+          <w:sz w:val="20"/>
+          <w:szCs w:val="20"/>
+        </w:rPr>
+        <w:t>OR</w:t>
+      </w:r>
+      <w:r>
+        <w:rPr>
+          <w:rFonts w:ascii="Times New Roman" w:hAnsi="Times New Roman" w:cs="Times New Roman"/>
+          <w:sz w:val="20"/>
+          <w:szCs w:val="20"/>
+        </w:rPr>
+        <w:t xml:space="preserve">-Tools CP-SAT [11] is </w:t>
+      </w:r>
+      <w:r>
+        <w:rPr>
+          <w:rFonts w:ascii="Times New Roman" w:hAnsi="Times New Roman" w:cs="Times New Roman"/>
+          <w:sz w:val="20"/>
+          <w:szCs w:val="20"/>
+        </w:rPr>
+        <w:t>invoked</w:t>
       </w:r>
       <w:r>
         <w:rPr>
@@ -644,39 +856,143 @@
           <w:sz w:val="20"/>
           <w:szCs w:val="20"/>
         </w:rPr>
-        <w:t xml:space="preserve">was a better choice for </w:t>
-      </w:r>
-      <w:r>
-        <w:rPr>
-          <w:rFonts w:ascii="Times New Roman" w:hAnsi="Times New Roman" w:cs="Times New Roman"/>
-          <w:sz w:val="20"/>
-          <w:szCs w:val="20"/>
-        </w:rPr>
-        <w:t xml:space="preserve">research. </w:t>
-      </w:r>
-      <w:r>
-        <w:rPr>
-          <w:rFonts w:ascii="Times New Roman" w:hAnsi="Times New Roman" w:cs="Times New Roman"/>
-          <w:sz w:val="20"/>
-          <w:szCs w:val="20"/>
-        </w:rPr>
-        <w:t>OR</w:t>
-      </w:r>
-      <w:r>
-        <w:rPr>
-          <w:rFonts w:ascii="Times New Roman" w:hAnsi="Times New Roman" w:cs="Times New Roman"/>
-          <w:sz w:val="20"/>
-          <w:szCs w:val="20"/>
-        </w:rPr>
-        <w:t xml:space="preserve">-Tools CP-SAT [11] is </w:t>
-      </w:r>
-      <w:r>
-        <w:rPr>
-          <w:rFonts w:ascii="Times New Roman" w:hAnsi="Times New Roman" w:cs="Times New Roman"/>
-          <w:sz w:val="20"/>
-          <w:szCs w:val="20"/>
-        </w:rPr>
-        <w:t>invoked</w:t>
+        <w:t>through the same harness as the he</w:t>
+      </w:r>
+      <w:r>
+        <w:rPr>
+          <w:rFonts w:ascii="Times New Roman" w:hAnsi="Times New Roman" w:cs="Times New Roman"/>
+          <w:sz w:val="20"/>
+          <w:szCs w:val="20"/>
+        </w:rPr>
+        <w:t xml:space="preserve">uristics with the intention to remove </w:t>
+      </w:r>
+      <w:r>
+        <w:rPr>
+          <w:rFonts w:ascii="Times New Roman" w:hAnsi="Times New Roman" w:cs="Times New Roman"/>
+          <w:sz w:val="20"/>
+          <w:szCs w:val="20"/>
+        </w:rPr>
+        <w:t>variance from the comparison</w:t>
+      </w:r>
+      <w:r>
+        <w:rPr>
+          <w:rFonts w:ascii="Times New Roman" w:hAnsi="Times New Roman" w:cs="Times New Roman"/>
+          <w:sz w:val="20"/>
+          <w:szCs w:val="20"/>
+        </w:rPr>
+        <w:t xml:space="preserve"> so that </w:t>
+      </w:r>
+      <w:r>
+        <w:rPr>
+          <w:rFonts w:ascii="Times New Roman" w:hAnsi="Times New Roman" w:cs="Times New Roman"/>
+          <w:sz w:val="20"/>
+          <w:szCs w:val="20"/>
+        </w:rPr>
+        <w:t>dynamics</w:t>
+      </w:r>
+      <w:r>
+        <w:rPr>
+          <w:rFonts w:ascii="Times New Roman" w:hAnsi="Times New Roman" w:cs="Times New Roman"/>
+          <w:sz w:val="20"/>
+          <w:szCs w:val="20"/>
+        </w:rPr>
+        <w:t xml:space="preserve"> are the sole axis of vari</w:t>
+      </w:r>
+      <w:r>
+        <w:rPr>
+          <w:rFonts w:ascii="Times New Roman" w:hAnsi="Times New Roman" w:cs="Times New Roman"/>
+          <w:sz w:val="20"/>
+          <w:szCs w:val="20"/>
+        </w:rPr>
+        <w:t xml:space="preserve">ation. </w:t>
+      </w:r>
+      <w:r>
+        <w:rPr>
+          <w:rFonts w:ascii="Times New Roman" w:hAnsi="Times New Roman" w:cs="Times New Roman"/>
+          <w:sz w:val="20"/>
+          <w:szCs w:val="20"/>
+        </w:rPr>
+        <w:t xml:space="preserve">The ITC 2007 data access was limited to only </w:t>
+      </w:r>
+      <w:r>
+        <w:rPr>
+          <w:rFonts w:ascii="Times New Roman" w:hAnsi="Times New Roman" w:cs="Times New Roman"/>
+          <w:sz w:val="20"/>
+          <w:szCs w:val="20"/>
+        </w:rPr>
+        <w:t xml:space="preserve">eight </w:t>
+      </w:r>
+      <w:r>
+        <w:rPr>
+          <w:rFonts w:ascii="Times New Roman" w:hAnsi="Times New Roman" w:cs="Times New Roman"/>
+          <w:sz w:val="20"/>
+          <w:szCs w:val="20"/>
+        </w:rPr>
+        <w:t xml:space="preserve">publicly available exams (242–1,096 exams), but we also included </w:t>
+      </w:r>
+      <w:r>
+        <w:rPr>
+          <w:rFonts w:ascii="Times New Roman" w:hAnsi="Times New Roman" w:cs="Times New Roman"/>
+          <w:sz w:val="20"/>
+          <w:szCs w:val="20"/>
+        </w:rPr>
+        <w:t xml:space="preserve">a </w:t>
+      </w:r>
+      <w:r>
+        <w:rPr>
+          <w:rFonts w:ascii="Times New Roman" w:hAnsi="Times New Roman" w:cs="Times New Roman"/>
+          <w:sz w:val="20"/>
+          <w:szCs w:val="20"/>
+        </w:rPr>
+        <w:t>synthetic scaling ladder (50–1,000 exams) in a separate experimental</w:t>
+      </w:r>
+      <w:r>
+        <w:rPr>
+          <w:rFonts w:ascii="Times New Roman" w:hAnsi="Times New Roman" w:cs="Times New Roman"/>
+          <w:sz w:val="20"/>
+          <w:szCs w:val="20"/>
+        </w:rPr>
+        <w:t xml:space="preserve"> phase for additional testing</w:t>
+      </w:r>
+      <w:r>
+        <w:rPr>
+          <w:rFonts w:ascii="Times New Roman" w:hAnsi="Times New Roman" w:cs="Times New Roman"/>
+          <w:sz w:val="20"/>
+          <w:szCs w:val="20"/>
+        </w:rPr>
+        <w:t>,</w:t>
+      </w:r>
+      <w:r>
+        <w:rPr>
+          <w:rFonts w:ascii="Times New Roman" w:hAnsi="Times New Roman" w:cs="Times New Roman"/>
+          <w:sz w:val="20"/>
+          <w:szCs w:val="20"/>
+        </w:rPr>
+        <w:t xml:space="preserve"> as well as a one-dimensional parameter sweep. </w:t>
+      </w:r>
+      <w:r>
+        <w:rPr>
+          <w:rFonts w:ascii="Times New Roman" w:hAnsi="Times New Roman" w:cs="Times New Roman"/>
+          <w:sz w:val="20"/>
+          <w:szCs w:val="20"/>
+        </w:rPr>
+        <w:t xml:space="preserve">Each </w:t>
+      </w:r>
+      <w:r>
+        <w:rPr>
+          <w:rFonts w:ascii="Times New Roman" w:hAnsi="Times New Roman" w:cs="Times New Roman"/>
+          <w:sz w:val="20"/>
+          <w:szCs w:val="20"/>
+        </w:rPr>
+        <w:t xml:space="preserve">configuration is </w:t>
+      </w:r>
+      <w:r>
+        <w:rPr>
+          <w:rFonts w:ascii="Times New Roman" w:hAnsi="Times New Roman" w:cs="Times New Roman"/>
+          <w:sz w:val="20"/>
+          <w:szCs w:val="20"/>
+        </w:rPr>
+        <w:t>run on</w:t>
       </w:r>
       <w:r>
         <w:rPr>
@@ -692,127 +1008,120 @@
           <w:sz w:val="20"/>
           <w:szCs w:val="20"/>
         </w:rPr>
-        <w:t>through the same harness as the he</w:t>
-      </w:r>
-      <w:r>
-        <w:rPr>
-          <w:rFonts w:ascii="Times New Roman" w:hAnsi="Times New Roman" w:cs="Times New Roman"/>
-          <w:sz w:val="20"/>
-          <w:szCs w:val="20"/>
-        </w:rPr>
-        <w:t xml:space="preserve">uristics with the intention to remove </w:t>
-      </w:r>
-      <w:r>
-        <w:rPr>
-          <w:rFonts w:ascii="Times New Roman" w:hAnsi="Times New Roman" w:cs="Times New Roman"/>
-          <w:sz w:val="20"/>
-          <w:szCs w:val="20"/>
-        </w:rPr>
-        <w:t>variance from the comparison</w:t>
-      </w:r>
-      <w:r>
-        <w:rPr>
-          <w:rFonts w:ascii="Times New Roman" w:hAnsi="Times New Roman" w:cs="Times New Roman"/>
-          <w:sz w:val="20"/>
-          <w:szCs w:val="20"/>
-        </w:rPr>
-        <w:t xml:space="preserve"> so that </w:t>
-      </w:r>
-      <w:r>
-        <w:rPr>
-          <w:rFonts w:ascii="Times New Roman" w:hAnsi="Times New Roman" w:cs="Times New Roman"/>
-          <w:sz w:val="20"/>
-          <w:szCs w:val="20"/>
-        </w:rPr>
-        <w:t>dynamics</w:t>
-      </w:r>
-      <w:r>
-        <w:rPr>
-          <w:rFonts w:ascii="Times New Roman" w:hAnsi="Times New Roman" w:cs="Times New Roman"/>
-          <w:sz w:val="20"/>
-          <w:szCs w:val="20"/>
-        </w:rPr>
-        <w:t xml:space="preserve"> are the sole axis of vari</w:t>
-      </w:r>
-      <w:r>
-        <w:rPr>
-          <w:rFonts w:ascii="Times New Roman" w:hAnsi="Times New Roman" w:cs="Times New Roman"/>
-          <w:sz w:val="20"/>
-          <w:szCs w:val="20"/>
-        </w:rPr>
-        <w:t xml:space="preserve">ation. </w:t>
-      </w:r>
-      <w:r>
-        <w:rPr>
-          <w:rFonts w:ascii="Times New Roman" w:hAnsi="Times New Roman" w:cs="Times New Roman"/>
-          <w:sz w:val="20"/>
-          <w:szCs w:val="20"/>
-        </w:rPr>
-        <w:t xml:space="preserve">The ITC 2007 data access was limited to only </w:t>
-      </w:r>
-      <w:r>
-        <w:rPr>
-          <w:rFonts w:ascii="Times New Roman" w:hAnsi="Times New Roman" w:cs="Times New Roman"/>
-          <w:sz w:val="20"/>
-          <w:szCs w:val="20"/>
-        </w:rPr>
-        <w:t xml:space="preserve">eight </w:t>
-      </w:r>
-      <w:r>
-        <w:rPr>
-          <w:rFonts w:ascii="Times New Roman" w:hAnsi="Times New Roman" w:cs="Times New Roman"/>
-          <w:sz w:val="20"/>
-          <w:szCs w:val="20"/>
-        </w:rPr>
-        <w:t>publicly available exams (242–1,096 exams), but we also included our synthetic scaling ladder (50–1,000 exams) in a separate experimental</w:t>
-      </w:r>
-      <w:r>
-        <w:rPr>
-          <w:rFonts w:ascii="Times New Roman" w:hAnsi="Times New Roman" w:cs="Times New Roman"/>
-          <w:sz w:val="20"/>
-          <w:szCs w:val="20"/>
-        </w:rPr>
-        <w:t xml:space="preserve"> phase for additional testing</w:t>
-      </w:r>
-      <w:r>
-        <w:rPr>
-          <w:rFonts w:ascii="Times New Roman" w:hAnsi="Times New Roman" w:cs="Times New Roman"/>
-          <w:sz w:val="20"/>
-          <w:szCs w:val="20"/>
-        </w:rPr>
-        <w:t>,</w:t>
-      </w:r>
-      <w:r>
-        <w:rPr>
-          <w:rFonts w:ascii="Times New Roman" w:hAnsi="Times New Roman" w:cs="Times New Roman"/>
-          <w:sz w:val="20"/>
-          <w:szCs w:val="20"/>
-        </w:rPr>
-        <w:t xml:space="preserve"> as well as a one-dimensional parameter sweep. </w:t>
-      </w:r>
-      <w:r>
-        <w:rPr>
-          <w:rFonts w:ascii="Times New Roman" w:hAnsi="Times New Roman" w:cs="Times New Roman"/>
-          <w:sz w:val="20"/>
-          <w:szCs w:val="20"/>
-        </w:rPr>
-        <w:t xml:space="preserve">Each </w:t>
-      </w:r>
-      <w:r>
-        <w:rPr>
-          <w:rFonts w:ascii="Times New Roman" w:hAnsi="Times New Roman" w:cs="Times New Roman"/>
-          <w:sz w:val="20"/>
-          <w:szCs w:val="20"/>
-        </w:rPr>
-        <w:t xml:space="preserve">configuration is </w:t>
-      </w:r>
-      <w:r>
-        <w:rPr>
-          <w:rFonts w:ascii="Times New Roman" w:hAnsi="Times New Roman" w:cs="Times New Roman"/>
-          <w:sz w:val="20"/>
-          <w:szCs w:val="20"/>
-        </w:rPr>
-        <w:t>run on</w:t>
+        <w:t>a different number of seeds, which are documented on our GitHub</w:t>
+      </w:r>
+      <w:r>
+        <w:rPr>
+          <w:rFonts w:ascii="Times New Roman" w:hAnsi="Times New Roman" w:cs="Times New Roman"/>
+          <w:sz w:val="20"/>
+          <w:szCs w:val="20"/>
+        </w:rPr>
+        <w:fldChar w:fldCharType="begin"/>
+      </w:r>
+      <w:r>
+        <w:rPr>
+          <w:rFonts w:ascii="Times New Roman" w:hAnsi="Times New Roman" w:cs="Times New Roman"/>
+          <w:sz w:val="20"/>
+          <w:szCs w:val="20"/>
+        </w:rPr>
+        <w:instrText xml:space="preserve"> NOTEREF _Ref227974210 \h </w:instrText>
+      </w:r>
+      <w:r>
+        <w:rPr>
+          <w:rFonts w:ascii="Times New Roman" w:hAnsi="Times New Roman" w:cs="Times New Roman"/>
+          <w:sz w:val="20"/>
+          <w:szCs w:val="20"/>
+        </w:rPr>
+      </w:r>
+      <w:r>
+        <w:rPr>
+          <w:rFonts w:ascii="Times New Roman" w:hAnsi="Times New Roman" w:cs="Times New Roman"/>
+          <w:sz w:val="20"/>
+          <w:szCs w:val="20"/>
+        </w:rPr>
+        <w:fldChar w:fldCharType="separate"/>
+      </w:r>
+      <w:r>
+        <w:rPr>
+          <w:rFonts w:ascii="Times New Roman" w:hAnsi="Times New Roman" w:cs="Times New Roman"/>
+          <w:sz w:val="20"/>
+          <w:szCs w:val="20"/>
+        </w:rPr>
+        <w:t>‡</w:t>
+      </w:r>
+      <w:r>
+        <w:rPr>
+          <w:rFonts w:ascii="Times New Roman" w:hAnsi="Times New Roman" w:cs="Times New Roman"/>
+          <w:sz w:val="20"/>
+          <w:szCs w:val="20"/>
+        </w:rPr>
+        <w:fldChar w:fldCharType="end"/>
+      </w:r>
+      <w:r>
+        <w:rPr>
+          <w:rFonts w:ascii="Times New Roman" w:hAnsi="Times New Roman" w:cs="Times New Roman"/>
+          <w:sz w:val="20"/>
+          <w:szCs w:val="20"/>
+        </w:rPr>
+        <w:t xml:space="preserve">. </w:t>
+      </w:r>
+      <w:r>
+        <w:rPr>
+          <w:rFonts w:ascii="Times New Roman" w:hAnsi="Times New Roman" w:cs="Times New Roman"/>
+          <w:sz w:val="20"/>
+          <w:szCs w:val="20"/>
+        </w:rPr>
+        <w:t xml:space="preserve">The results </w:t>
+      </w:r>
+      <w:r>
+        <w:rPr>
+          <w:rFonts w:ascii="Times New Roman" w:hAnsi="Times New Roman" w:cs="Times New Roman"/>
+          <w:sz w:val="20"/>
+          <w:szCs w:val="20"/>
+        </w:rPr>
+        <w:t xml:space="preserve">establish </w:t>
+      </w:r>
+      <w:r>
+        <w:rPr>
+          <w:rFonts w:ascii="Times New Roman" w:hAnsi="Times New Roman" w:cs="Times New Roman"/>
+          <w:sz w:val="20"/>
+          <w:szCs w:val="20"/>
+        </w:rPr>
+        <w:t>the following</w:t>
+      </w:r>
+      <w:r>
+        <w:rPr>
+          <w:rFonts w:ascii="Times New Roman" w:hAnsi="Times New Roman" w:cs="Times New Roman"/>
+          <w:sz w:val="20"/>
+          <w:szCs w:val="20"/>
+        </w:rPr>
+        <w:t>:</w:t>
+      </w:r>
+      <w:r>
+        <w:rPr>
+          <w:rFonts w:ascii="Times New Roman" w:hAnsi="Times New Roman" w:cs="Times New Roman"/>
+          <w:sz w:val="20"/>
+          <w:szCs w:val="20"/>
+        </w:rPr>
+        <w:t xml:space="preserve"> (</w:t>
+      </w:r>
+      <w:proofErr w:type="spellStart"/>
+      <w:r>
+        <w:rPr>
+          <w:rFonts w:ascii="Times New Roman" w:hAnsi="Times New Roman" w:cs="Times New Roman"/>
+          <w:sz w:val="20"/>
+          <w:szCs w:val="20"/>
+        </w:rPr>
+        <w:t>i</w:t>
+      </w:r>
+      <w:proofErr w:type="spellEnd"/>
+      <w:r>
+        <w:rPr>
+          <w:rFonts w:ascii="Times New Roman" w:hAnsi="Times New Roman" w:cs="Times New Roman"/>
+          <w:sz w:val="20"/>
+          <w:szCs w:val="20"/>
+        </w:rPr>
+        <w:t>)</w:t>
       </w:r>
       <w:r>
         <w:rPr>
@@ -828,65 +1137,15 @@
           <w:sz w:val="20"/>
           <w:szCs w:val="20"/>
         </w:rPr>
-        <w:t xml:space="preserve">a different number of seeds, which are documented on our GitHub. </w:t>
-      </w:r>
-      <w:r>
-        <w:rPr>
-          <w:rFonts w:ascii="Times New Roman" w:hAnsi="Times New Roman" w:cs="Times New Roman"/>
-          <w:sz w:val="20"/>
-          <w:szCs w:val="20"/>
-        </w:rPr>
-        <w:t xml:space="preserve">The results </w:t>
-      </w:r>
-      <w:r>
-        <w:rPr>
-          <w:rFonts w:ascii="Times New Roman" w:hAnsi="Times New Roman" w:cs="Times New Roman"/>
-          <w:sz w:val="20"/>
-          <w:szCs w:val="20"/>
-        </w:rPr>
-        <w:t xml:space="preserve">establish </w:t>
-      </w:r>
-      <w:r>
-        <w:rPr>
-          <w:rFonts w:ascii="Times New Roman" w:hAnsi="Times New Roman" w:cs="Times New Roman"/>
-          <w:sz w:val="20"/>
-          <w:szCs w:val="20"/>
-        </w:rPr>
-        <w:t>the following</w:t>
-      </w:r>
-      <w:r>
-        <w:rPr>
-          <w:rFonts w:ascii="Times New Roman" w:hAnsi="Times New Roman" w:cs="Times New Roman"/>
-          <w:sz w:val="20"/>
-          <w:szCs w:val="20"/>
-        </w:rPr>
-        <w:t>:</w:t>
-      </w:r>
-      <w:r>
-        <w:rPr>
-          <w:rFonts w:ascii="Times New Roman" w:hAnsi="Times New Roman" w:cs="Times New Roman"/>
-          <w:sz w:val="20"/>
-          <w:szCs w:val="20"/>
-        </w:rPr>
-        <w:t xml:space="preserve"> (</w:t>
-      </w:r>
-      <w:proofErr w:type="spellStart"/>
-      <w:r>
-        <w:rPr>
-          <w:rFonts w:ascii="Times New Roman" w:hAnsi="Times New Roman" w:cs="Times New Roman"/>
-          <w:sz w:val="20"/>
-          <w:szCs w:val="20"/>
-        </w:rPr>
-        <w:t>i</w:t>
-      </w:r>
-      <w:proofErr w:type="spellEnd"/>
-      <w:r>
-        <w:rPr>
-          <w:rFonts w:ascii="Times New Roman" w:hAnsi="Times New Roman" w:cs="Times New Roman"/>
-          <w:sz w:val="20"/>
-          <w:szCs w:val="20"/>
-        </w:rPr>
-        <w:t>)</w:t>
+        <w:t xml:space="preserve">Trajectory </w:t>
+      </w:r>
+      <w:r>
+        <w:rPr>
+          <w:rFonts w:ascii="Times New Roman" w:hAnsi="Times New Roman" w:cs="Times New Roman"/>
+          <w:sz w:val="20"/>
+          <w:szCs w:val="20"/>
+        </w:rPr>
+        <w:t>metaheuristics</w:t>
       </w:r>
       <w:r>
         <w:rPr>
@@ -902,15 +1161,95 @@
           <w:sz w:val="20"/>
           <w:szCs w:val="20"/>
         </w:rPr>
-        <w:t xml:space="preserve">Trajectory </w:t>
-      </w:r>
-      <w:r>
-        <w:rPr>
-          <w:rFonts w:ascii="Times New Roman" w:hAnsi="Times New Roman" w:cs="Times New Roman"/>
-          <w:sz w:val="20"/>
-          <w:szCs w:val="20"/>
-        </w:rPr>
-        <w:t>metaheuristics</w:t>
+        <w:t xml:space="preserve">occupy the </w:t>
+      </w:r>
+      <w:r>
+        <w:rPr>
+          <w:rFonts w:ascii="Times New Roman" w:hAnsi="Times New Roman" w:cs="Times New Roman"/>
+          <w:sz w:val="20"/>
+          <w:szCs w:val="20"/>
+        </w:rPr>
+        <w:t xml:space="preserve">quality vs runtime </w:t>
+      </w:r>
+      <w:r>
+        <w:rPr>
+          <w:rFonts w:ascii="Times New Roman" w:hAnsi="Times New Roman" w:cs="Times New Roman"/>
+          <w:sz w:val="20"/>
+          <w:szCs w:val="20"/>
+        </w:rPr>
+        <w:t>Pareto</w:t>
+      </w:r>
+      <w:r>
+        <w:rPr>
+          <w:rFonts w:ascii="Times New Roman" w:hAnsi="Times New Roman" w:cs="Times New Roman"/>
+          <w:sz w:val="20"/>
+          <w:szCs w:val="20"/>
+        </w:rPr>
+        <w:t xml:space="preserve"> frontier with GVNS, Tabu</w:t>
+      </w:r>
+      <w:r>
+        <w:rPr>
+          <w:rFonts w:ascii="Times New Roman" w:hAnsi="Times New Roman" w:cs="Times New Roman"/>
+          <w:sz w:val="20"/>
+          <w:szCs w:val="20"/>
+        </w:rPr>
+        <w:t xml:space="preserve">, and Kempe-chain holding the top </w:t>
+      </w:r>
+      <w:r>
+        <w:rPr>
+          <w:rFonts w:ascii="Times New Roman" w:hAnsi="Times New Roman" w:cs="Times New Roman"/>
+          <w:sz w:val="20"/>
+          <w:szCs w:val="20"/>
+        </w:rPr>
+        <w:t xml:space="preserve">ranking </w:t>
+      </w:r>
+      <w:r>
+        <w:rPr>
+          <w:rFonts w:ascii="Times New Roman" w:hAnsi="Times New Roman" w:cs="Times New Roman"/>
+          <w:sz w:val="20"/>
+          <w:szCs w:val="20"/>
+        </w:rPr>
+        <w:t>positions</w:t>
+      </w:r>
+      <w:r>
+        <w:rPr>
+          <w:rFonts w:ascii="Times New Roman" w:hAnsi="Times New Roman" w:cs="Times New Roman"/>
+          <w:sz w:val="20"/>
+          <w:szCs w:val="20"/>
+        </w:rPr>
+        <w:t xml:space="preserve"> 1.88, 2.38, 3.50; (ii) population metho</w:t>
+      </w:r>
+      <w:r>
+        <w:rPr>
+          <w:rFonts w:ascii="Times New Roman" w:hAnsi="Times New Roman" w:cs="Times New Roman"/>
+          <w:sz w:val="20"/>
+          <w:szCs w:val="20"/>
+        </w:rPr>
+        <w:t xml:space="preserve">ds form a distinct secondary tier, </w:t>
+      </w:r>
+      <w:r>
+        <w:rPr>
+          <w:rFonts w:ascii="Times New Roman" w:hAnsi="Times New Roman" w:cs="Times New Roman"/>
+          <w:sz w:val="20"/>
+          <w:szCs w:val="20"/>
+        </w:rPr>
+        <w:t xml:space="preserve">led by ABC </w:t>
+      </w:r>
+      <w:r>
+        <w:rPr>
+          <w:rFonts w:ascii="Times New Roman" w:hAnsi="Times New Roman" w:cs="Times New Roman"/>
+          <w:sz w:val="20"/>
+          <w:szCs w:val="20"/>
+        </w:rPr>
+        <w:t>position</w:t>
+      </w:r>
+      <w:r>
+        <w:rPr>
+          <w:rFonts w:ascii="Times New Roman" w:hAnsi="Times New Roman" w:cs="Times New Roman"/>
+          <w:sz w:val="20"/>
+          <w:szCs w:val="20"/>
+        </w:rPr>
+        <w:t xml:space="preserve"> 3.75; (iii) CP-SAT</w:t>
       </w:r>
       <w:r>
         <w:rPr>
@@ -926,95 +1265,143 @@
           <w:sz w:val="20"/>
           <w:szCs w:val="20"/>
         </w:rPr>
-        <w:t xml:space="preserve">occupy the </w:t>
-      </w:r>
-      <w:r>
-        <w:rPr>
-          <w:rFonts w:ascii="Times New Roman" w:hAnsi="Times New Roman" w:cs="Times New Roman"/>
-          <w:sz w:val="20"/>
-          <w:szCs w:val="20"/>
-        </w:rPr>
-        <w:t xml:space="preserve">quality vs runtime </w:t>
-      </w:r>
-      <w:r>
-        <w:rPr>
-          <w:rFonts w:ascii="Times New Roman" w:hAnsi="Times New Roman" w:cs="Times New Roman"/>
-          <w:sz w:val="20"/>
-          <w:szCs w:val="20"/>
-        </w:rPr>
-        <w:t>Pareto</w:t>
-      </w:r>
-      <w:r>
-        <w:rPr>
-          <w:rFonts w:ascii="Times New Roman" w:hAnsi="Times New Roman" w:cs="Times New Roman"/>
-          <w:sz w:val="20"/>
-          <w:szCs w:val="20"/>
-        </w:rPr>
-        <w:t xml:space="preserve"> frontier with GVNS, Tabu</w:t>
-      </w:r>
-      <w:r>
-        <w:rPr>
-          <w:rFonts w:ascii="Times New Roman" w:hAnsi="Times New Roman" w:cs="Times New Roman"/>
-          <w:sz w:val="20"/>
-          <w:szCs w:val="20"/>
-        </w:rPr>
-        <w:t xml:space="preserve">, and Kempe-chain holding the top </w:t>
-      </w:r>
-      <w:r>
-        <w:rPr>
-          <w:rFonts w:ascii="Times New Roman" w:hAnsi="Times New Roman" w:cs="Times New Roman"/>
-          <w:sz w:val="20"/>
-          <w:szCs w:val="20"/>
-        </w:rPr>
-        <w:t xml:space="preserve">ranking </w:t>
-      </w:r>
-      <w:r>
-        <w:rPr>
-          <w:rFonts w:ascii="Times New Roman" w:hAnsi="Times New Roman" w:cs="Times New Roman"/>
-          <w:sz w:val="20"/>
-          <w:szCs w:val="20"/>
-        </w:rPr>
-        <w:t>positions</w:t>
-      </w:r>
-      <w:r>
-        <w:rPr>
-          <w:rFonts w:ascii="Times New Roman" w:hAnsi="Times New Roman" w:cs="Times New Roman"/>
-          <w:sz w:val="20"/>
-          <w:szCs w:val="20"/>
-        </w:rPr>
-        <w:t xml:space="preserve"> 1.88, 2.38, 3.50; (ii) population metho</w:t>
-      </w:r>
-      <w:r>
-        <w:rPr>
-          <w:rFonts w:ascii="Times New Roman" w:hAnsi="Times New Roman" w:cs="Times New Roman"/>
-          <w:sz w:val="20"/>
-          <w:szCs w:val="20"/>
-        </w:rPr>
-        <w:t xml:space="preserve">ds form a distinct secondary tier, </w:t>
-      </w:r>
-      <w:r>
-        <w:rPr>
-          <w:rFonts w:ascii="Times New Roman" w:hAnsi="Times New Roman" w:cs="Times New Roman"/>
-          <w:sz w:val="20"/>
-          <w:szCs w:val="20"/>
-        </w:rPr>
-        <w:t xml:space="preserve">led by ABC </w:t>
-      </w:r>
-      <w:r>
-        <w:rPr>
-          <w:rFonts w:ascii="Times New Roman" w:hAnsi="Times New Roman" w:cs="Times New Roman"/>
-          <w:sz w:val="20"/>
-          <w:szCs w:val="20"/>
-        </w:rPr>
-        <w:t>position</w:t>
-      </w:r>
-      <w:r>
-        <w:rPr>
-          <w:rFonts w:ascii="Times New Roman" w:hAnsi="Times New Roman" w:cs="Times New Roman"/>
-          <w:sz w:val="20"/>
-          <w:szCs w:val="20"/>
-        </w:rPr>
-        <w:t xml:space="preserve"> 3.75; (iii) CP-SAT</w:t>
+        <w:t>returned a proof</w:t>
+      </w:r>
+      <w:r>
+        <w:rPr>
+          <w:rFonts w:ascii="Times New Roman" w:hAnsi="Times New Roman" w:cs="Times New Roman"/>
+          <w:sz w:val="20"/>
+          <w:szCs w:val="20"/>
+        </w:rPr>
+        <w:t xml:space="preserve"> on very ITC</w:t>
+      </w:r>
+      <w:r>
+        <w:rPr>
+          <w:rFonts w:ascii="Times New Roman" w:hAnsi="Times New Roman" w:cs="Times New Roman"/>
+          <w:sz w:val="20"/>
+          <w:szCs w:val="20"/>
+        </w:rPr>
+        <w:t xml:space="preserve"> 2007 but is bounded below 900 exams and 300-second budget due to computation availability; </w:t>
+      </w:r>
+      <w:r>
+        <w:rPr>
+          <w:rFonts w:ascii="Times New Roman" w:hAnsi="Times New Roman" w:cs="Times New Roman"/>
+          <w:sz w:val="20"/>
+          <w:szCs w:val="20"/>
+        </w:rPr>
+        <w:t xml:space="preserve">and (iv) a warm-started chain ALNS </w:t>
+      </w:r>
+      <w:r>
+        <w:rPr>
+          <w:rFonts w:ascii="Times New Roman" w:hAnsi="Times New Roman" w:cs="Times New Roman"/>
+          <w:sz w:val="20"/>
+          <w:szCs w:val="20"/>
+        </w:rPr>
+        <w:t>→</w:t>
+      </w:r>
+      <w:r>
+        <w:rPr>
+          <w:rFonts w:ascii="Times New Roman" w:hAnsi="Times New Roman" w:cs="Times New Roman"/>
+          <w:sz w:val="20"/>
+          <w:szCs w:val="20"/>
+        </w:rPr>
+        <w:t xml:space="preserve"> Kempe </w:t>
+      </w:r>
+      <w:r>
+        <w:rPr>
+          <w:rFonts w:ascii="Times New Roman" w:hAnsi="Times New Roman" w:cs="Times New Roman"/>
+          <w:sz w:val="20"/>
+          <w:szCs w:val="20"/>
+        </w:rPr>
+        <w:t>→</w:t>
+      </w:r>
+      <w:r>
+        <w:rPr>
+          <w:rFonts w:ascii="Times New Roman" w:hAnsi="Times New Roman" w:cs="Times New Roman"/>
+          <w:sz w:val="20"/>
+          <w:szCs w:val="20"/>
+        </w:rPr>
+        <w:t xml:space="preserve"> Tabu</w:t>
+      </w:r>
+      <w:r>
+        <w:rPr>
+          <w:rFonts w:ascii="Times New Roman" w:hAnsi="Times New Roman" w:cs="Times New Roman"/>
+          <w:sz w:val="20"/>
+          <w:szCs w:val="20"/>
+        </w:rPr>
+        <w:t xml:space="preserve">, discovered by </w:t>
+      </w:r>
+      <w:r>
+        <w:rPr>
+          <w:rFonts w:ascii="Times New Roman" w:hAnsi="Times New Roman" w:cs="Times New Roman"/>
+          <w:sz w:val="20"/>
+          <w:szCs w:val="20"/>
+        </w:rPr>
+        <w:t>the chain technique, outperforms</w:t>
+      </w:r>
+      <w:r>
+        <w:rPr>
+          <w:rFonts w:ascii="Times New Roman" w:hAnsi="Times New Roman" w:cs="Times New Roman"/>
+          <w:sz w:val="20"/>
+          <w:szCs w:val="20"/>
+        </w:rPr>
+        <w:t xml:space="preserve"> every single method configuration at a norm</w:t>
+      </w:r>
+      <w:r>
+        <w:rPr>
+          <w:rFonts w:ascii="Times New Roman" w:hAnsi="Times New Roman" w:cs="Times New Roman"/>
+          <w:sz w:val="20"/>
+          <w:szCs w:val="20"/>
+        </w:rPr>
+        <w:t>alized</w:t>
+      </w:r>
+      <w:r>
+        <w:rPr>
+          <w:rFonts w:ascii="Times New Roman" w:hAnsi="Times New Roman" w:cs="Times New Roman"/>
+          <w:sz w:val="20"/>
+          <w:szCs w:val="20"/>
+        </w:rPr>
+        <w:t xml:space="preserve"> geometric mean score of 0.92</w:t>
+      </w:r>
+      <w:r>
+        <w:rPr>
+          <w:rFonts w:ascii="Times New Roman" w:hAnsi="Times New Roman" w:cs="Times New Roman"/>
+          <w:sz w:val="20"/>
+          <w:szCs w:val="20"/>
+        </w:rPr>
+        <w:t>82</w:t>
+      </w:r>
+      <w:r>
+        <w:rPr>
+          <w:rFonts w:ascii="Times New Roman" w:hAnsi="Times New Roman" w:cs="Times New Roman"/>
+          <w:sz w:val="20"/>
+          <w:szCs w:val="20"/>
+        </w:rPr>
+        <w:t xml:space="preserve"> (with some bias, see §5.7)</w:t>
+      </w:r>
+      <w:r>
+        <w:rPr>
+          <w:rFonts w:ascii="Times New Roman" w:hAnsi="Times New Roman" w:cs="Times New Roman"/>
+          <w:sz w:val="20"/>
+          <w:szCs w:val="20"/>
+        </w:rPr>
+        <w:t xml:space="preserve">. </w:t>
+      </w:r>
+      <w:r>
+        <w:rPr>
+          <w:rFonts w:ascii="Times New Roman" w:hAnsi="Times New Roman" w:cs="Times New Roman"/>
+          <w:sz w:val="20"/>
+          <w:szCs w:val="20"/>
+        </w:rPr>
+        <w:t xml:space="preserve">Some </w:t>
+      </w:r>
+      <w:r>
+        <w:rPr>
+          <w:rFonts w:ascii="Times New Roman" w:hAnsi="Times New Roman" w:cs="Times New Roman"/>
+          <w:sz w:val="20"/>
+          <w:szCs w:val="20"/>
+        </w:rPr>
+        <w:t xml:space="preserve">aspects of this research could have been conducted differently, as noted in §6. </w:t>
       </w:r>
       <w:r>
         <w:rPr>
@@ -1023,110 +1410,61 @@
           <w:szCs w:val="20"/>
         </w:rPr>
         <w:t xml:space="preserve"> </w:t>
-      </w:r>
-      <w:r>
-        <w:rPr>
-          <w:rFonts w:ascii="Times New Roman" w:hAnsi="Times New Roman" w:cs="Times New Roman"/>
-          <w:sz w:val="20"/>
-          <w:szCs w:val="20"/>
-        </w:rPr>
-        <w:t>returned a proof</w:t>
-      </w:r>
-      <w:r>
-        <w:rPr>
-          <w:rFonts w:ascii="Times New Roman" w:hAnsi="Times New Roman" w:cs="Times New Roman"/>
-          <w:sz w:val="20"/>
-          <w:szCs w:val="20"/>
-        </w:rPr>
-        <w:t xml:space="preserve"> on very ITC</w:t>
-      </w:r>
-      <w:r>
-        <w:rPr>
-          <w:rFonts w:ascii="Times New Roman" w:hAnsi="Times New Roman" w:cs="Times New Roman"/>
-          <w:sz w:val="20"/>
-          <w:szCs w:val="20"/>
-        </w:rPr>
-        <w:t xml:space="preserve"> 2007 but is bounded below 900 exams and 300-second budget due to computation availability; </w:t>
-      </w:r>
-      <w:r>
-        <w:rPr>
-          <w:rFonts w:ascii="Times New Roman" w:hAnsi="Times New Roman" w:cs="Times New Roman"/>
-          <w:sz w:val="20"/>
-          <w:szCs w:val="20"/>
-        </w:rPr>
-        <w:t xml:space="preserve">and (iv) a warm-started chain ALNS </w:t>
-      </w:r>
-      <w:r>
-        <w:rPr>
-          <w:rFonts w:ascii="Times New Roman" w:hAnsi="Times New Roman" w:cs="Times New Roman"/>
-          <w:sz w:val="20"/>
-          <w:szCs w:val="20"/>
-        </w:rPr>
-        <w:t>→</w:t>
-      </w:r>
-      <w:r>
-        <w:rPr>
-          <w:rFonts w:ascii="Times New Roman" w:hAnsi="Times New Roman" w:cs="Times New Roman"/>
-          <w:sz w:val="20"/>
-          <w:szCs w:val="20"/>
-        </w:rPr>
-        <w:t xml:space="preserve"> Kempe </w:t>
-      </w:r>
-      <w:r>
-        <w:rPr>
-          <w:rFonts w:ascii="Times New Roman" w:hAnsi="Times New Roman" w:cs="Times New Roman"/>
-          <w:sz w:val="20"/>
-          <w:szCs w:val="20"/>
-        </w:rPr>
-        <w:t>→</w:t>
-      </w:r>
-      <w:r>
-        <w:rPr>
-          <w:rFonts w:ascii="Times New Roman" w:hAnsi="Times New Roman" w:cs="Times New Roman"/>
-          <w:sz w:val="20"/>
-          <w:szCs w:val="20"/>
-        </w:rPr>
-        <w:t xml:space="preserve"> Tabu</w:t>
-      </w:r>
-      <w:r>
-        <w:rPr>
-          <w:rFonts w:ascii="Times New Roman" w:hAnsi="Times New Roman" w:cs="Times New Roman"/>
-          <w:sz w:val="20"/>
-          <w:szCs w:val="20"/>
-        </w:rPr>
-        <w:t xml:space="preserve">, discovered by </w:t>
-      </w:r>
-      <w:r>
-        <w:rPr>
-          <w:rFonts w:ascii="Times New Roman" w:hAnsi="Times New Roman" w:cs="Times New Roman"/>
-          <w:sz w:val="20"/>
-          <w:szCs w:val="20"/>
-        </w:rPr>
-        <w:t>the chain technique, outperforms</w:t>
-      </w:r>
-      <w:r>
-        <w:rPr>
-          <w:rFonts w:ascii="Times New Roman" w:hAnsi="Times New Roman" w:cs="Times New Roman"/>
-          <w:sz w:val="20"/>
-          <w:szCs w:val="20"/>
-        </w:rPr>
-        <w:t xml:space="preserve"> every single method configuration at a norm geometric mean score of 0.92</w:t>
-      </w:r>
-      <w:r>
-        <w:rPr>
-          <w:rFonts w:ascii="Times New Roman" w:hAnsi="Times New Roman" w:cs="Times New Roman"/>
-          <w:sz w:val="20"/>
-          <w:szCs w:val="20"/>
-        </w:rPr>
-        <w:t xml:space="preserve">82. </w:t>
       </w:r>
     </w:p>
     <w:p>
       <w:pPr>
         <w:spacing w:after="0"/>
-        <w:ind w:left="720" w:right="720"/>
-        <w:rPr>
-          <w:rFonts w:ascii="Times New Roman" w:hAnsi="Times New Roman" w:cs="Times New Roman"/>
+        <w:ind w:right="720"/>
+        <w:rPr>
+          <w:rFonts w:ascii="Times New Roman" w:hAnsi="Times New Roman" w:cs="Times New Roman"/>
+          <w:color w:val="FFFFFF" w:themeColor="background1"/>
+          <w:sz w:val="20"/>
+          <w:szCs w:val="20"/>
+        </w:rPr>
+      </w:pPr>
+      <w:r>
+        <w:rPr>
+          <w:rStyle w:val="FootnoteReference"/>
+          <w:rFonts w:ascii="Times New Roman" w:hAnsi="Times New Roman" w:cs="Times New Roman"/>
+          <w:color w:val="FFFFFF" w:themeColor="background1"/>
+          <w:sz w:val="20"/>
+          <w:szCs w:val="20"/>
+        </w:rPr>
+        <w:footnoteReference w:id="1"/>
+      </w:r>
+      <w:bookmarkStart w:id="0" w:name="_Ref227974207"/>
+      <w:r>
+        <w:rPr>
+          <w:rStyle w:val="FootnoteReference"/>
+          <w:rFonts w:ascii="Times New Roman" w:hAnsi="Times New Roman" w:cs="Times New Roman"/>
+          <w:color w:val="FFFFFF" w:themeColor="background1"/>
+          <w:sz w:val="20"/>
+          <w:szCs w:val="20"/>
+        </w:rPr>
+        <w:footnoteReference w:id="2"/>
+      </w:r>
+      <w:bookmarkStart w:id="1" w:name="_Ref227974210"/>
+      <w:bookmarkEnd w:id="0"/>
+      <w:r>
+        <w:rPr>
+          <w:rStyle w:val="FootnoteReference"/>
+          <w:rFonts w:ascii="Times New Roman" w:hAnsi="Times New Roman" w:cs="Times New Roman"/>
+          <w:color w:val="FFFFFF" w:themeColor="background1"/>
+          <w:sz w:val="20"/>
+          <w:szCs w:val="20"/>
+        </w:rPr>
+        <w:footnoteReference w:id="3"/>
+      </w:r>
+      <w:bookmarkEnd w:id="1"/>
+    </w:p>
+    <w:p>
+      <w:pPr>
+        <w:spacing w:after="0"/>
+        <w:ind w:right="720"/>
+        <w:rPr>
+          <w:rFonts w:ascii="Times New Roman" w:hAnsi="Times New Roman" w:cs="Times New Roman"/>
+          <w:color w:val="FFFFFF" w:themeColor="background1"/>
           <w:sz w:val="20"/>
           <w:szCs w:val="20"/>
         </w:rPr>
@@ -1143,40 +1481,30 @@
           <w:szCs w:val="20"/>
         </w:rPr>
       </w:pPr>
-      <w:r>
-        <w:rPr>
-          <w:rStyle w:val="FootnoteReference"/>
+    </w:p>
+    <w:p>
+      <w:pPr>
+        <w:spacing w:after="0"/>
+        <w:ind w:right="720"/>
+        <w:rPr>
           <w:rFonts w:ascii="Times New Roman" w:hAnsi="Times New Roman" w:cs="Times New Roman"/>
           <w:color w:val="FFFFFF" w:themeColor="background1"/>
           <w:sz w:val="20"/>
           <w:szCs w:val="20"/>
         </w:rPr>
-        <w:footnoteReference w:id="1"/>
-      </w:r>
-      <w:bookmarkStart w:id="0" w:name="_Ref227974207"/>
-      <w:r>
-        <w:rPr>
-          <w:rStyle w:val="FootnoteReference"/>
+      </w:pPr>
+    </w:p>
+    <w:p>
+      <w:pPr>
+        <w:spacing w:after="0"/>
+        <w:ind w:right="720"/>
+        <w:rPr>
           <w:rFonts w:ascii="Times New Roman" w:hAnsi="Times New Roman" w:cs="Times New Roman"/>
           <w:color w:val="FFFFFF" w:themeColor="background1"/>
           <w:sz w:val="20"/>
           <w:szCs w:val="20"/>
         </w:rPr>
-        <w:footnoteReference w:id="2"/>
-      </w:r>
-      <w:bookmarkStart w:id="1" w:name="_Ref227974210"/>
-      <w:bookmarkEnd w:id="0"/>
-      <w:r>
-        <w:rPr>
-          <w:rStyle w:val="FootnoteReference"/>
-          <w:rFonts w:ascii="Times New Roman" w:hAnsi="Times New Roman" w:cs="Times New Roman"/>
-          <w:color w:val="FFFFFF" w:themeColor="background1"/>
-          <w:sz w:val="20"/>
-          <w:szCs w:val="20"/>
-        </w:rPr>
-        <w:footnoteReference w:id="3"/>
-      </w:r>
-      <w:bookmarkEnd w:id="1"/>
+      </w:pPr>
     </w:p>
     <w:p>
       <w:pPr>
@@ -1985,14 +2313,6 @@
         </w:rPr>
         <w:t xml:space="preserve"> </w:t>
       </w:r>
-    </w:p>
-    <w:p>
-      <w:pPr>
-        <w:spacing w:after="0"/>
-        <w:rPr>
-          <w:rFonts w:ascii="Times New Roman" w:hAnsi="Times New Roman" w:cs="Times New Roman"/>
-        </w:rPr>
-      </w:pPr>
     </w:p>
     <w:p>
       <w:pPr>
@@ -2459,6 +2779,7 @@
         <w:rPr>
           <w:rFonts w:ascii="Times New Roman" w:hAnsi="Times New Roman" w:cs="Times New Roman"/>
         </w:rPr>
+        <w:lastRenderedPageBreak/>
         <w:t xml:space="preserve">A feasible </w:t>
       </w:r>
       <w:r>
@@ -3695,8 +4016,10 @@
         <w:spacing w:after="0"/>
         <w:rPr>
           <w:rFonts w:ascii="Times New Roman" w:hAnsi="Times New Roman" w:cs="Times New Roman"/>
-          <w:sz w:val="20"/>
-          <w:szCs w:val="20"/>
+          <w:b/>
+          <w:bCs/>
+          <w:sz w:val="26"/>
+          <w:szCs w:val="26"/>
         </w:rPr>
       </w:pPr>
     </w:p>
@@ -4130,6 +4453,7 @@
           <w:sz w:val="22"/>
           <w:szCs w:val="22"/>
         </w:rPr>
+        <w:lastRenderedPageBreak/>
         <w:t>2.</w:t>
       </w:r>
       <w:r>
@@ -4255,16 +4579,7 @@
           <w:sz w:val="20"/>
           <w:szCs w:val="20"/>
         </w:rPr>
-        <w:t xml:space="preserve"> exploration of new solutions </w:t>
-      </w:r>
-      <w:r>
-        <w:rPr>
-          <w:rFonts w:ascii="Times New Roman" w:hAnsi="Times New Roman" w:cs="Times New Roman"/>
-          <w:sz w:val="20"/>
-          <w:szCs w:val="20"/>
-        </w:rPr>
-        <w:lastRenderedPageBreak/>
-        <w:t>rather than wasting</w:t>
+        <w:t xml:space="preserve"> exploration of new solutions rather than wasting</w:t>
       </w:r>
       <w:r>
         <w:rPr>
@@ -5556,7 +5871,16 @@
           <w:sz w:val="20"/>
           <w:szCs w:val="20"/>
         </w:rPr>
-        <w:t>e current solution (destroy operator)</w:t>
+        <w:t xml:space="preserve">e current solution </w:t>
+      </w:r>
+      <w:r>
+        <w:rPr>
+          <w:rFonts w:ascii="Times New Roman" w:hAnsi="Times New Roman" w:cs="Times New Roman"/>
+          <w:sz w:val="20"/>
+          <w:szCs w:val="20"/>
+        </w:rPr>
+        <w:lastRenderedPageBreak/>
+        <w:t>(destroy operator)</w:t>
       </w:r>
       <w:r>
         <w:rPr>
@@ -5704,22 +6028,12 @@
           <w:sz w:val="20"/>
           <w:szCs w:val="20"/>
         </w:rPr>
-        <w:t xml:space="preserve">plays out the number of turns (segment), </w:t>
-      </w:r>
-      <w:r>
-        <w:rPr>
-          <w:rFonts w:ascii="Times New Roman" w:hAnsi="Times New Roman" w:cs="Times New Roman"/>
-          <w:sz w:val="20"/>
-          <w:szCs w:val="20"/>
-        </w:rPr>
-        <w:lastRenderedPageBreak/>
-        <w:t>looks back at how well it performed during that chunk of time, and updates its preference all at once before the next segment.</w:t>
+        <w:t>plays out the number of turns (segment), looks back at how well it performed during that chunk of time, and updates its preference all at once before the next segment.</w:t>
       </w:r>
     </w:p>
     <w:p>
       <w:pPr>
         <w:spacing w:after="0"/>
-        <w:ind w:firstLine="720"/>
         <w:rPr>
           <w:rFonts w:ascii="Times New Roman" w:hAnsi="Times New Roman" w:cs="Times New Roman"/>
           <w:sz w:val="20"/>
@@ -6612,6 +6926,7 @@
           <w:sz w:val="22"/>
           <w:szCs w:val="22"/>
         </w:rPr>
+        <w:lastRenderedPageBreak/>
         <w:t>2.</w:t>
       </w:r>
       <w:r>
@@ -6797,16 +7112,7 @@
           <w:sz w:val="20"/>
           <w:szCs w:val="20"/>
         </w:rPr>
-        <w:t xml:space="preserve">stops to </w:t>
-      </w:r>
-      <w:r>
-        <w:rPr>
-          <w:rFonts w:ascii="Times New Roman" w:hAnsi="Times New Roman" w:cs="Times New Roman"/>
-          <w:sz w:val="20"/>
-          <w:szCs w:val="20"/>
-        </w:rPr>
-        <w:lastRenderedPageBreak/>
-        <w:t xml:space="preserve">analyze what failed every time </w:t>
+        <w:t xml:space="preserve">stops to analyze what failed every time </w:t>
       </w:r>
       <w:r>
         <w:rPr>
@@ -9060,6 +9366,7 @@
                 <w:sz w:val="20"/>
                 <w:szCs w:val="20"/>
               </w:rPr>
+              <w:lastRenderedPageBreak/>
               <w:t>ALNS</w:t>
             </w:r>
           </w:p>
@@ -9630,7 +9937,6 @@
                 <w:sz w:val="20"/>
                 <w:szCs w:val="20"/>
               </w:rPr>
-              <w:lastRenderedPageBreak/>
               <w:t>HHO+</w:t>
             </w:r>
           </w:p>
@@ -10683,10 +10989,8 @@
         <w:spacing w:after="0"/>
         <w:rPr>
           <w:rFonts w:ascii="Times New Roman" w:hAnsi="Times New Roman" w:cs="Times New Roman"/>
-          <w:b/>
-          <w:bCs/>
-          <w:sz w:val="28"/>
-          <w:szCs w:val="28"/>
+          <w:sz w:val="20"/>
+          <w:szCs w:val="20"/>
         </w:rPr>
       </w:pPr>
     </w:p>
@@ -11783,6 +12087,7 @@
                 <w:sz w:val="20"/>
                 <w:szCs w:val="20"/>
               </w:rPr>
+              <w:lastRenderedPageBreak/>
               <w:t>WOA</w:t>
             </w:r>
           </w:p>
@@ -12477,7 +12782,6 @@
                 <w:sz w:val="20"/>
                 <w:szCs w:val="20"/>
               </w:rPr>
-              <w:lastRenderedPageBreak/>
               <w:t>ALNS</w:t>
             </w:r>
           </w:p>
@@ -16079,8 +16383,8 @@
           <w:rFonts w:ascii="Times New Roman" w:hAnsi="Times New Roman" w:cs="Times New Roman"/>
           <w:b/>
           <w:bCs/>
-          <w:sz w:val="22"/>
-          <w:szCs w:val="22"/>
+          <w:sz w:val="20"/>
+          <w:szCs w:val="20"/>
         </w:rPr>
       </w:pPr>
     </w:p>
@@ -16121,8 +16425,10 @@
         <w:spacing w:after="0"/>
         <w:rPr>
           <w:rFonts w:ascii="Times New Roman" w:hAnsi="Times New Roman" w:cs="Times New Roman"/>
-          <w:sz w:val="20"/>
-          <w:szCs w:val="20"/>
+          <w:b/>
+          <w:bCs/>
+          <w:sz w:val="22"/>
+          <w:szCs w:val="22"/>
         </w:rPr>
       </w:pPr>
     </w:p>
@@ -17002,6 +17308,7 @@
                 <w:sz w:val="20"/>
                 <w:szCs w:val="20"/>
               </w:rPr>
+              <w:lastRenderedPageBreak/>
               <w:t>Kempe</w:t>
             </w:r>
           </w:p>
@@ -17505,7 +17812,6 @@
                 <w:sz w:val="20"/>
                 <w:szCs w:val="20"/>
               </w:rPr>
-              <w:lastRenderedPageBreak/>
               <w:t>SA</w:t>
             </w:r>
           </w:p>
@@ -21498,8 +21804,8 @@
           <w:rFonts w:ascii="Times New Roman" w:hAnsi="Times New Roman" w:cs="Times New Roman"/>
           <w:b/>
           <w:bCs/>
-          <w:sz w:val="22"/>
-          <w:szCs w:val="22"/>
+          <w:sz w:val="20"/>
+          <w:szCs w:val="20"/>
         </w:rPr>
       </w:pPr>
     </w:p>
@@ -22447,16 +22753,6 @@
           <w:szCs w:val="20"/>
         </w:rPr>
       </w:pPr>
-    </w:p>
-    <w:p>
-      <w:pPr>
-        <w:spacing w:after="0"/>
-        <w:rPr>
-          <w:rFonts w:ascii="Times New Roman" w:hAnsi="Times New Roman" w:cs="Times New Roman"/>
-          <w:sz w:val="20"/>
-          <w:szCs w:val="20"/>
-        </w:rPr>
-      </w:pPr>
       <w:r>
         <w:rPr>
           <w:rFonts w:ascii="Times New Roman" w:hAnsi="Times New Roman" w:cs="Times New Roman"/>
@@ -23086,6 +23382,7 @@
           <w:sz w:val="20"/>
           <w:szCs w:val="20"/>
         </w:rPr>
+        <w:lastRenderedPageBreak/>
         <w:t>a</w:t>
       </w:r>
       <w:r>
@@ -24464,7 +24761,6 @@
                 <w:sz w:val="20"/>
                 <w:szCs w:val="20"/>
               </w:rPr>
-              <w:lastRenderedPageBreak/>
               <w:t>GVNS</w:t>
             </w:r>
           </w:p>
@@ -24568,6 +24864,7 @@
                 <w:sz w:val="20"/>
                 <w:szCs w:val="20"/>
               </w:rPr>
+              <w:lastRenderedPageBreak/>
               <w:t>ABC</w:t>
             </w:r>
           </w:p>
@@ -24810,16 +25107,6 @@
         </w:rPr>
         <w:t xml:space="preserve">. </w:t>
       </w:r>
-    </w:p>
-    <w:p>
-      <w:pPr>
-        <w:spacing w:after="0"/>
-        <w:rPr>
-          <w:rFonts w:ascii="Times New Roman" w:hAnsi="Times New Roman" w:cs="Times New Roman"/>
-          <w:sz w:val="20"/>
-          <w:szCs w:val="20"/>
-        </w:rPr>
-      </w:pPr>
     </w:p>
     <w:p>
       <w:pPr>
@@ -24934,17 +25221,7 @@
           <w:sz w:val="22"/>
           <w:szCs w:val="22"/>
         </w:rPr>
-        <w:t xml:space="preserve"> </w:t>
-      </w:r>
-      <w:r>
-        <w:rPr>
-          <w:rFonts w:ascii="Times New Roman" w:hAnsi="Times New Roman" w:cs="Times New Roman"/>
-          <w:b/>
-          <w:bCs/>
-          <w:sz w:val="22"/>
-          <w:szCs w:val="22"/>
-        </w:rPr>
-        <w:t xml:space="preserve">Chaining </w:t>
+        <w:t xml:space="preserve"> Chaining </w:t>
       </w:r>
       <w:r>
         <w:rPr>
@@ -25165,23 +25442,7 @@
                 <w:sz w:val="20"/>
                 <w:szCs w:val="20"/>
               </w:rPr>
-              <w:t xml:space="preserve"> Kempe </w:t>
-            </w:r>
-            <w:r>
-              <w:rPr>
-                <w:rFonts w:ascii="Times New Roman" w:hAnsi="Times New Roman" w:cs="Times New Roman"/>
-                <w:sz w:val="20"/>
-                <w:szCs w:val="20"/>
-              </w:rPr>
-              <w:t>→</w:t>
-            </w:r>
-            <w:r>
-              <w:rPr>
-                <w:rFonts w:ascii="Times New Roman" w:hAnsi="Times New Roman" w:cs="Times New Roman"/>
-                <w:sz w:val="20"/>
-                <w:szCs w:val="20"/>
-              </w:rPr>
-              <w:t xml:space="preserve"> Tabu</w:t>
+              <w:t xml:space="preserve"> Kempe → Tabu</w:t>
             </w:r>
           </w:p>
         </w:tc>
@@ -25255,7 +25516,7 @@
                 <w:sz w:val="20"/>
                 <w:szCs w:val="20"/>
               </w:rPr>
-              <w:t xml:space="preserve">Kempe </w:t>
+              <w:t>Kempe → T</w:t>
             </w:r>
             <w:r>
               <w:rPr>
@@ -25263,7 +25524,7 @@
                 <w:sz w:val="20"/>
                 <w:szCs w:val="20"/>
               </w:rPr>
-              <w:t>→</w:t>
+              <w:t xml:space="preserve">abu → ALNS → Kempe → ALNS → </w:t>
             </w:r>
             <w:r>
               <w:rPr>
@@ -25271,103 +25532,7 @@
                 <w:sz w:val="20"/>
                 <w:szCs w:val="20"/>
               </w:rPr>
-              <w:t xml:space="preserve"> T</w:t>
-            </w:r>
-            <w:r>
-              <w:rPr>
-                <w:rFonts w:ascii="Times New Roman" w:hAnsi="Times New Roman" w:cs="Times New Roman"/>
-                <w:sz w:val="20"/>
-                <w:szCs w:val="20"/>
-              </w:rPr>
-              <w:t xml:space="preserve">abu </w:t>
-            </w:r>
-            <w:r>
-              <w:rPr>
-                <w:rFonts w:ascii="Times New Roman" w:hAnsi="Times New Roman" w:cs="Times New Roman"/>
-                <w:sz w:val="20"/>
-                <w:szCs w:val="20"/>
-              </w:rPr>
-              <w:t>→</w:t>
-            </w:r>
-            <w:r>
-              <w:rPr>
-                <w:rFonts w:ascii="Times New Roman" w:hAnsi="Times New Roman" w:cs="Times New Roman"/>
-                <w:sz w:val="20"/>
-                <w:szCs w:val="20"/>
-              </w:rPr>
-              <w:t xml:space="preserve"> ALNS </w:t>
-            </w:r>
-            <w:r>
-              <w:rPr>
-                <w:rFonts w:ascii="Times New Roman" w:hAnsi="Times New Roman" w:cs="Times New Roman"/>
-                <w:sz w:val="20"/>
-                <w:szCs w:val="20"/>
-              </w:rPr>
-              <w:t>→</w:t>
-            </w:r>
-            <w:r>
-              <w:rPr>
-                <w:rFonts w:ascii="Times New Roman" w:hAnsi="Times New Roman" w:cs="Times New Roman"/>
-                <w:sz w:val="20"/>
-                <w:szCs w:val="20"/>
-              </w:rPr>
-              <w:t xml:space="preserve"> Kempe </w:t>
-            </w:r>
-            <w:r>
-              <w:rPr>
-                <w:rFonts w:ascii="Times New Roman" w:hAnsi="Times New Roman" w:cs="Times New Roman"/>
-                <w:sz w:val="20"/>
-                <w:szCs w:val="20"/>
-              </w:rPr>
-              <w:t>→</w:t>
-            </w:r>
-            <w:r>
-              <w:rPr>
-                <w:rFonts w:ascii="Times New Roman" w:hAnsi="Times New Roman" w:cs="Times New Roman"/>
-                <w:sz w:val="20"/>
-                <w:szCs w:val="20"/>
-              </w:rPr>
-              <w:t xml:space="preserve"> ALNS </w:t>
-            </w:r>
-            <w:r>
-              <w:rPr>
-                <w:rFonts w:ascii="Times New Roman" w:hAnsi="Times New Roman" w:cs="Times New Roman"/>
-                <w:sz w:val="20"/>
-                <w:szCs w:val="20"/>
-              </w:rPr>
-              <w:t>→</w:t>
-            </w:r>
-            <w:r>
-              <w:rPr>
-                <w:rFonts w:ascii="Times New Roman" w:hAnsi="Times New Roman" w:cs="Times New Roman"/>
-                <w:sz w:val="20"/>
-                <w:szCs w:val="20"/>
-              </w:rPr>
-              <w:t xml:space="preserve"> </w:t>
-            </w:r>
-            <w:r>
-              <w:rPr>
-                <w:rFonts w:ascii="Times New Roman" w:hAnsi="Times New Roman" w:cs="Times New Roman"/>
-                <w:sz w:val="20"/>
-                <w:szCs w:val="20"/>
-              </w:rPr>
-              <w:t xml:space="preserve">GVNS </w:t>
-            </w:r>
-            <w:r>
-              <w:rPr>
-                <w:rFonts w:ascii="Times New Roman" w:hAnsi="Times New Roman" w:cs="Times New Roman"/>
-                <w:sz w:val="20"/>
-                <w:szCs w:val="20"/>
-              </w:rPr>
-              <w:t>→</w:t>
-            </w:r>
-            <w:r>
-              <w:rPr>
-                <w:rFonts w:ascii="Times New Roman" w:hAnsi="Times New Roman" w:cs="Times New Roman"/>
-                <w:sz w:val="20"/>
-                <w:szCs w:val="20"/>
-              </w:rPr>
-              <w:t xml:space="preserve"> Tabu</w:t>
+              <w:t>GVNS → Tabu</w:t>
             </w:r>
           </w:p>
         </w:tc>
@@ -25442,7 +25607,7 @@
                 <w:sz w:val="20"/>
                 <w:szCs w:val="20"/>
               </w:rPr>
-              <w:t xml:space="preserve">Kempe </w:t>
+              <w:t>Kempe → Kempe</w:t>
             </w:r>
             <w:r>
               <w:rPr>
@@ -25450,55 +25615,7 @@
                 <w:sz w:val="20"/>
                 <w:szCs w:val="20"/>
               </w:rPr>
-              <w:t>→</w:t>
-            </w:r>
-            <w:r>
-              <w:rPr>
-                <w:rFonts w:ascii="Times New Roman" w:hAnsi="Times New Roman" w:cs="Times New Roman"/>
-                <w:sz w:val="20"/>
-                <w:szCs w:val="20"/>
-              </w:rPr>
-              <w:t xml:space="preserve"> Kempe</w:t>
-            </w:r>
-            <w:r>
-              <w:rPr>
-                <w:rFonts w:ascii="Times New Roman" w:hAnsi="Times New Roman" w:cs="Times New Roman"/>
-                <w:sz w:val="20"/>
-                <w:szCs w:val="20"/>
-              </w:rPr>
-              <w:t xml:space="preserve"> </w:t>
-            </w:r>
-            <w:r>
-              <w:rPr>
-                <w:rFonts w:ascii="Times New Roman" w:hAnsi="Times New Roman" w:cs="Times New Roman"/>
-                <w:sz w:val="20"/>
-                <w:szCs w:val="20"/>
-              </w:rPr>
-              <w:t>→</w:t>
-            </w:r>
-            <w:r>
-              <w:rPr>
-                <w:rFonts w:ascii="Times New Roman" w:hAnsi="Times New Roman" w:cs="Times New Roman"/>
-                <w:sz w:val="20"/>
-                <w:szCs w:val="20"/>
-              </w:rPr>
-              <w:t xml:space="preserve"> Tabu </w:t>
-            </w:r>
-            <w:r>
-              <w:rPr>
-                <w:rFonts w:ascii="Times New Roman" w:hAnsi="Times New Roman" w:cs="Times New Roman"/>
-                <w:sz w:val="20"/>
-                <w:szCs w:val="20"/>
-              </w:rPr>
-              <w:t>→</w:t>
-            </w:r>
-            <w:r>
-              <w:rPr>
-                <w:rFonts w:ascii="Times New Roman" w:hAnsi="Times New Roman" w:cs="Times New Roman"/>
-                <w:sz w:val="20"/>
-                <w:szCs w:val="20"/>
-              </w:rPr>
-              <w:t xml:space="preserve"> ABC</w:t>
+              <w:t xml:space="preserve"> → Tabu → ABC</w:t>
             </w:r>
           </w:p>
         </w:tc>
@@ -25572,7 +25689,7 @@
                 <w:sz w:val="20"/>
                 <w:szCs w:val="20"/>
               </w:rPr>
-              <w:t xml:space="preserve">Kempe </w:t>
+              <w:t xml:space="preserve">Kempe → </w:t>
             </w:r>
             <w:r>
               <w:rPr>
@@ -25580,87 +25697,7 @@
                 <w:sz w:val="20"/>
                 <w:szCs w:val="20"/>
               </w:rPr>
-              <w:t>→</w:t>
-            </w:r>
-            <w:r>
-              <w:rPr>
-                <w:rFonts w:ascii="Times New Roman" w:hAnsi="Times New Roman" w:cs="Times New Roman"/>
-                <w:sz w:val="20"/>
-                <w:szCs w:val="20"/>
-              </w:rPr>
-              <w:t xml:space="preserve"> </w:t>
-            </w:r>
-            <w:r>
-              <w:rPr>
-                <w:rFonts w:ascii="Times New Roman" w:hAnsi="Times New Roman" w:cs="Times New Roman"/>
-                <w:sz w:val="20"/>
-                <w:szCs w:val="20"/>
-              </w:rPr>
-              <w:t xml:space="preserve">ALNS </w:t>
-            </w:r>
-            <w:r>
-              <w:rPr>
-                <w:rFonts w:ascii="Times New Roman" w:hAnsi="Times New Roman" w:cs="Times New Roman"/>
-                <w:sz w:val="20"/>
-                <w:szCs w:val="20"/>
-              </w:rPr>
-              <w:t>→</w:t>
-            </w:r>
-            <w:r>
-              <w:rPr>
-                <w:rFonts w:ascii="Times New Roman" w:hAnsi="Times New Roman" w:cs="Times New Roman"/>
-                <w:sz w:val="20"/>
-                <w:szCs w:val="20"/>
-              </w:rPr>
-              <w:t xml:space="preserve"> Kempe </w:t>
-            </w:r>
-            <w:r>
-              <w:rPr>
-                <w:rFonts w:ascii="Times New Roman" w:hAnsi="Times New Roman" w:cs="Times New Roman"/>
-                <w:sz w:val="20"/>
-                <w:szCs w:val="20"/>
-              </w:rPr>
-              <w:t>→</w:t>
-            </w:r>
-            <w:r>
-              <w:rPr>
-                <w:rFonts w:ascii="Times New Roman" w:hAnsi="Times New Roman" w:cs="Times New Roman"/>
-                <w:sz w:val="20"/>
-                <w:szCs w:val="20"/>
-              </w:rPr>
-              <w:t xml:space="preserve"> ALNS </w:t>
-            </w:r>
-            <w:r>
-              <w:rPr>
-                <w:rFonts w:ascii="Times New Roman" w:hAnsi="Times New Roman" w:cs="Times New Roman"/>
-                <w:sz w:val="20"/>
-                <w:szCs w:val="20"/>
-              </w:rPr>
-              <w:t>→</w:t>
-            </w:r>
-            <w:r>
-              <w:rPr>
-                <w:rFonts w:ascii="Times New Roman" w:hAnsi="Times New Roman" w:cs="Times New Roman"/>
-                <w:sz w:val="20"/>
-                <w:szCs w:val="20"/>
-              </w:rPr>
-              <w:t xml:space="preserve"> GNVS </w:t>
-            </w:r>
-            <w:r>
-              <w:rPr>
-                <w:rFonts w:ascii="Times New Roman" w:hAnsi="Times New Roman" w:cs="Times New Roman"/>
-                <w:sz w:val="20"/>
-                <w:szCs w:val="20"/>
-              </w:rPr>
-              <w:t>→</w:t>
-            </w:r>
-            <w:r>
-              <w:rPr>
-                <w:rFonts w:ascii="Times New Roman" w:hAnsi="Times New Roman" w:cs="Times New Roman"/>
-                <w:sz w:val="20"/>
-                <w:szCs w:val="20"/>
-              </w:rPr>
-              <w:t xml:space="preserve"> Tabu</w:t>
+              <w:t>ALNS → Kempe → ALNS → GNVS → Tabu</w:t>
             </w:r>
           </w:p>
         </w:tc>
@@ -25743,55 +25780,7 @@
                 <w:sz w:val="20"/>
                 <w:szCs w:val="20"/>
               </w:rPr>
-              <w:t xml:space="preserve">GD </w:t>
-            </w:r>
-            <w:r>
-              <w:rPr>
-                <w:rFonts w:ascii="Times New Roman" w:hAnsi="Times New Roman" w:cs="Times New Roman"/>
-                <w:sz w:val="20"/>
-                <w:szCs w:val="20"/>
-              </w:rPr>
-              <w:t>→</w:t>
-            </w:r>
-            <w:r>
-              <w:rPr>
-                <w:rFonts w:ascii="Times New Roman" w:hAnsi="Times New Roman" w:cs="Times New Roman"/>
-                <w:sz w:val="20"/>
-                <w:szCs w:val="20"/>
-              </w:rPr>
-              <w:t xml:space="preserve"> GNVS </w:t>
-            </w:r>
-            <w:r>
-              <w:rPr>
-                <w:rFonts w:ascii="Times New Roman" w:hAnsi="Times New Roman" w:cs="Times New Roman"/>
-                <w:sz w:val="20"/>
-                <w:szCs w:val="20"/>
-              </w:rPr>
-              <w:t>→</w:t>
-            </w:r>
-            <w:r>
-              <w:rPr>
-                <w:rFonts w:ascii="Times New Roman" w:hAnsi="Times New Roman" w:cs="Times New Roman"/>
-                <w:sz w:val="20"/>
-                <w:szCs w:val="20"/>
-              </w:rPr>
-              <w:t xml:space="preserve"> GD </w:t>
-            </w:r>
-            <w:r>
-              <w:rPr>
-                <w:rFonts w:ascii="Times New Roman" w:hAnsi="Times New Roman" w:cs="Times New Roman"/>
-                <w:sz w:val="20"/>
-                <w:szCs w:val="20"/>
-              </w:rPr>
-              <w:t>→</w:t>
-            </w:r>
-            <w:r>
-              <w:rPr>
-                <w:rFonts w:ascii="Times New Roman" w:hAnsi="Times New Roman" w:cs="Times New Roman"/>
-                <w:sz w:val="20"/>
-                <w:szCs w:val="20"/>
-              </w:rPr>
-              <w:t xml:space="preserve"> ALNS</w:t>
+              <w:t>GD → GNVS → GD → ALNS</w:t>
             </w:r>
           </w:p>
         </w:tc>
@@ -25845,15 +25834,7 @@
           <w:sz w:val="20"/>
           <w:szCs w:val="20"/>
         </w:rPr>
-        <w:t>ALNS → Kempe → Tabu</w:t>
-      </w:r>
-      <w:r>
-        <w:rPr>
-          <w:rFonts w:ascii="Times New Roman" w:hAnsi="Times New Roman" w:cs="Times New Roman"/>
-          <w:sz w:val="20"/>
-          <w:szCs w:val="20"/>
-        </w:rPr>
-        <w:t xml:space="preserve"> ranked as the best </w:t>
+        <w:t xml:space="preserve">ALNS → Kempe → Tabu ranked as the best </w:t>
       </w:r>
       <w:r>
         <w:rPr>
@@ -26776,16 +26757,7 @@
           <w:rPr>
             <w:rFonts w:ascii="Cambria Math" w:hAnsi="Cambria Math" w:cs="Times New Roman"/>
           </w:rPr>
-          <m:t>Θ</m:t>
-        </m:r>
-        <m:r>
-          <m:rPr>
-            <m:sty m:val="p"/>
-          </m:rPr>
-          <w:rPr>
-            <w:rFonts w:ascii="Cambria Math" w:hAnsi="Cambria Math" w:cs="Times New Roman"/>
-          </w:rPr>
-          <m:t>(1)</m:t>
+          <m:t>Θ(1)</m:t>
         </m:r>
       </m:oMath>
       <w:r>
@@ -26824,16 +26796,7 @@
           <w:rPr>
             <w:rFonts w:ascii="Cambria Math" w:hAnsi="Cambria Math" w:cs="Times New Roman"/>
           </w:rPr>
-          <m:t>Θ</m:t>
-        </m:r>
-        <m:r>
-          <m:rPr>
-            <m:sty m:val="p"/>
-          </m:rPr>
-          <w:rPr>
-            <w:rFonts w:ascii="Cambria Math" w:hAnsi="Cambria Math" w:cs="Times New Roman"/>
-          </w:rPr>
-          <m:t>(</m:t>
+          <m:t>Θ(</m:t>
         </m:r>
         <m:d>
           <m:dPr>
@@ -29675,11 +29638,6 @@
         <w:t>.</w:t>
       </w:r>
     </w:p>
-    <w:p>
-      <w:pPr>
-        <w:pStyle w:val="FootnoteText"/>
-      </w:pPr>
-    </w:p>
   </w:footnote>
   <w:footnote w:id="2">
     <w:p>
@@ -29709,11 +29667,6 @@
         </w:rPr>
         <w:t>Work performed for CSC2400 at Tennessee Tech. University</w:t>
       </w:r>
-    </w:p>
-    <w:p>
-      <w:pPr>
-        <w:pStyle w:val="FootnoteText"/>
-      </w:pPr>
     </w:p>
   </w:footnote>
   <w:footnote w:id="3">
@@ -29794,7 +29747,7 @@
         <v:path o:extrusionok="f" gradientshapeok="t" o:connecttype="rect"/>
         <o:lock v:ext="edit" aspectratio="t"/>
       </v:shapetype>
-      <v:shape id="_x0000_i1025" type="#_x0000_t75" style="width:10.3pt;height:10.3pt" o:bullet="t">
+      <v:shape id="_x0000_i1025" type="#_x0000_t75" style="width:10.5pt;height:10.5pt" o:bullet="t">
         <v:imagedata r:id="rId1" o:title="mso530A"/>
       </v:shape>
     </w:pict>
@@ -30851,6 +30804,7 @@
   <w:style w:type="character" w:default="1" w:styleId="DefaultParagraphFont">
     <w:name w:val="Default Paragraph Font"/>
     <w:uiPriority w:val="1"/>
+    <w:semiHidden/>
     <w:unhideWhenUsed/>
   </w:style>
   <w:style w:type="table" w:default="1" w:styleId="TableNormal">

--- a/report/exam_scheduling_report.docx
+++ b/report/exam_scheduling_report.docx
@@ -4369,16 +4369,14 @@
         </w:rPr>
         <w:t xml:space="preserve">, giving other algorithms a head </w:t>
       </w:r>
-      <w:proofErr w:type="gramStart"/>
-      <w:r>
-        <w:rPr>
-          <w:rFonts w:ascii="Times New Roman" w:hAnsi="Times New Roman" w:cs="Times New Roman"/>
-          <w:sz w:val="20"/>
-          <w:szCs w:val="20"/>
-        </w:rPr>
-        <w:t>start</w:t>
-      </w:r>
-      <w:proofErr w:type="gramEnd"/>
+      <w:r>
+        <w:rPr>
+          <w:rFonts w:ascii="Times New Roman" w:hAnsi="Times New Roman" w:cs="Times New Roman"/>
+          <w:sz w:val="20"/>
+          <w:szCs w:val="20"/>
+        </w:rPr>
+        <w:t>starts</w:t>
+      </w:r>
       <w:r>
         <w:rPr>
           <w:rFonts w:ascii="Times New Roman" w:hAnsi="Times New Roman" w:cs="Times New Roman"/>
@@ -4445,6 +4443,26 @@
         <w:spacing w:after="0"/>
         <w:rPr>
           <w:rFonts w:ascii="Times New Roman" w:hAnsi="Times New Roman" w:cs="Times New Roman"/>
+          <w:sz w:val="20"/>
+          <w:szCs w:val="20"/>
+        </w:rPr>
+      </w:pPr>
+    </w:p>
+    <w:p>
+      <w:pPr>
+        <w:spacing w:after="0"/>
+        <w:rPr>
+          <w:rFonts w:ascii="Times New Roman" w:hAnsi="Times New Roman" w:cs="Times New Roman"/>
+          <w:sz w:val="20"/>
+          <w:szCs w:val="20"/>
+        </w:rPr>
+      </w:pPr>
+    </w:p>
+    <w:p>
+      <w:pPr>
+        <w:spacing w:after="0"/>
+        <w:rPr>
+          <w:rFonts w:ascii="Times New Roman" w:hAnsi="Times New Roman" w:cs="Times New Roman"/>
           <w:b/>
           <w:bCs/>
           <w:sz w:val="22"/>
@@ -4459,6 +4477,7 @@
           <w:sz w:val="22"/>
           <w:szCs w:val="22"/>
         </w:rPr>
+        <w:lastRenderedPageBreak/>
         <w:t>2.</w:t>
       </w:r>
       <w:r>
@@ -4512,7 +4531,6 @@
           <w:sz w:val="20"/>
           <w:szCs w:val="20"/>
         </w:rPr>
-        <w:lastRenderedPageBreak/>
         <w:t xml:space="preserve">Tabu Search </w:t>
       </w:r>
       <w:r>
@@ -5877,7 +5895,16 @@
           <w:sz w:val="20"/>
           <w:szCs w:val="20"/>
         </w:rPr>
-        <w:t>e current solution (destroy operator)</w:t>
+        <w:t xml:space="preserve">e current solution </w:t>
+      </w:r>
+      <w:r>
+        <w:rPr>
+          <w:rFonts w:ascii="Times New Roman" w:hAnsi="Times New Roman" w:cs="Times New Roman"/>
+          <w:sz w:val="20"/>
+          <w:szCs w:val="20"/>
+        </w:rPr>
+        <w:lastRenderedPageBreak/>
+        <w:t>(destroy operator)</w:t>
       </w:r>
       <w:r>
         <w:rPr>
@@ -5977,16 +6004,7 @@
           <w:sz w:val="20"/>
           <w:szCs w:val="20"/>
         </w:rPr>
-        <w:t>to perform the destroy-</w:t>
-      </w:r>
-      <w:r>
-        <w:rPr>
-          <w:rFonts w:ascii="Times New Roman" w:hAnsi="Times New Roman" w:cs="Times New Roman"/>
-          <w:sz w:val="20"/>
-          <w:szCs w:val="20"/>
-        </w:rPr>
-        <w:lastRenderedPageBreak/>
-        <w:t>and-repair</w:t>
+        <w:t>to perform the destroy-and-repair</w:t>
       </w:r>
       <w:r>
         <w:rPr>
@@ -6932,6 +6950,7 @@
           <w:sz w:val="22"/>
           <w:szCs w:val="22"/>
         </w:rPr>
+        <w:lastRenderedPageBreak/>
         <w:t>2.</w:t>
       </w:r>
       <w:r>
@@ -6985,7 +7004,6 @@
           <w:sz w:val="20"/>
           <w:szCs w:val="20"/>
         </w:rPr>
-        <w:lastRenderedPageBreak/>
         <w:t>OR-Tool CP-SAT</w:t>
       </w:r>
       <w:r>
@@ -9372,6 +9390,7 @@
                 <w:sz w:val="20"/>
                 <w:szCs w:val="20"/>
               </w:rPr>
+              <w:lastRenderedPageBreak/>
               <w:t>ALNS</w:t>
             </w:r>
           </w:p>
@@ -9686,7 +9705,6 @@
                 <w:sz w:val="20"/>
                 <w:szCs w:val="20"/>
               </w:rPr>
-              <w:lastRenderedPageBreak/>
               <w:t>ABC</w:t>
             </w:r>
           </w:p>
@@ -12093,6 +12111,7 @@
                 <w:sz w:val="20"/>
                 <w:szCs w:val="20"/>
               </w:rPr>
+              <w:lastRenderedPageBreak/>
               <w:t>WOA</w:t>
             </w:r>
           </w:p>
@@ -12440,7 +12459,6 @@
                 <w:sz w:val="20"/>
                 <w:szCs w:val="20"/>
               </w:rPr>
-              <w:lastRenderedPageBreak/>
               <w:t>LAHC</w:t>
             </w:r>
           </w:p>
@@ -17001,6 +17019,7 @@
                 <w:sz w:val="20"/>
                 <w:szCs w:val="20"/>
               </w:rPr>
+              <w:lastRenderedPageBreak/>
               <w:t>GVNS</w:t>
             </w:r>
           </w:p>
@@ -17336,7 +17355,6 @@
                 <w:sz w:val="20"/>
                 <w:szCs w:val="20"/>
               </w:rPr>
-              <w:lastRenderedPageBreak/>
               <w:t>Kempe</w:t>
             </w:r>
           </w:p>
@@ -21970,15 +21988,7 @@
           <w:sz w:val="20"/>
           <w:szCs w:val="20"/>
         </w:rPr>
-        <w:t xml:space="preserve"> </w:t>
-      </w:r>
-      <w:r>
-        <w:rPr>
-          <w:rFonts w:ascii="Times New Roman" w:hAnsi="Times New Roman" w:cs="Times New Roman"/>
-          <w:sz w:val="20"/>
-          <w:szCs w:val="20"/>
-        </w:rPr>
-        <w:t xml:space="preserve">the Parato frontier on (runtime, soft penalty), where no other point is both faster and has a lower penalty, is held by Tabu, GVNS, and Kempe. The dominance relation is verified pairwise rather than visually inferred. </w:t>
+        <w:t xml:space="preserve"> the Parato frontier on (runtime, soft penalty), where no other point is both faster and has a lower penalty, is held by Tabu, GVNS, and Kempe. The dominance relation is verified pairwise rather than visually inferred. </w:t>
       </w:r>
     </w:p>
     <w:p>
